--- a/SKILL-7/2400030128_FSAD_SKILL07.docx
+++ b/SKILL-7/2400030128_FSAD_SKILL07.docx
@@ -74,6 +74,9 @@
     </w:p>
     <w:p>
       <w:pPr>
+        <w:pBdr>
+          <w:bottom w:val="single" w:sz="6" w:space="1" w:color="auto"/>
+        </w:pBdr>
         <w:rPr>
           <w:b/>
           <w:bCs/>
@@ -99,7 +102,7 @@
           <w:b/>
           <w:bCs/>
         </w:rPr>
-        <w:t>--------------------------------------------------------------------------------------------------------------------</w:t>
+        <w:t>Scenario:</w:t>
       </w:r>
     </w:p>
     <w:p>
@@ -124,6 +127,22 @@
       <w:proofErr w:type="spellEnd"/>
       <w:r>
         <w:t xml:space="preserve"> to perform complete CRUD operations on course data.</w:t>
+      </w:r>
+    </w:p>
+    <w:p/>
+    <w:p>
+      <w:pPr>
+        <w:rPr>
+          <w:b/>
+          <w:bCs/>
+        </w:rPr>
+      </w:pPr>
+      <w:r>
+        <w:rPr>
+          <w:b/>
+          <w:bCs/>
+        </w:rPr>
+        <w:t>Structure:</w:t>
       </w:r>
     </w:p>
     <w:p>
@@ -183,17 +202,60 @@
     <w:p>
       <w:pPr>
         <w:rPr>
-          <w:b/>
-          <w:bCs/>
           <w:lang w:val="en-US"/>
         </w:rPr>
       </w:pPr>
-      <w:r>
-        <w:rPr>
-          <w:b/>
-          <w:bCs/>
+    </w:p>
+    <w:p>
+      <w:pPr>
+        <w:rPr>
           <w:lang w:val="en-US"/>
         </w:rPr>
+      </w:pPr>
+    </w:p>
+    <w:p>
+      <w:pPr>
+        <w:rPr>
+          <w:lang w:val="en-US"/>
+        </w:rPr>
+      </w:pPr>
+    </w:p>
+    <w:p>
+      <w:pPr>
+        <w:rPr>
+          <w:lang w:val="en-US"/>
+        </w:rPr>
+      </w:pPr>
+    </w:p>
+    <w:p>
+      <w:pPr>
+        <w:rPr>
+          <w:lang w:val="en-US"/>
+        </w:rPr>
+      </w:pPr>
+    </w:p>
+    <w:p>
+      <w:pPr>
+        <w:rPr>
+          <w:lang w:val="en-US"/>
+        </w:rPr>
+      </w:pPr>
+    </w:p>
+    <w:p>
+      <w:pPr>
+        <w:rPr>
+          <w:b/>
+          <w:bCs/>
+          <w:lang w:val="en-US"/>
+        </w:rPr>
+      </w:pPr>
+      <w:r>
+        <w:rPr>
+          <w:b/>
+          <w:bCs/>
+          <w:lang w:val="en-US"/>
+        </w:rPr>
+        <w:lastRenderedPageBreak/>
         <w:t>Codes:</w:t>
       </w:r>
     </w:p>
@@ -275,7 +337,6 @@
           <w:i/>
           <w:iCs/>
         </w:rPr>
-        <w:lastRenderedPageBreak/>
         <w:t>@Entity</w:t>
       </w:r>
     </w:p>
@@ -440,6 +501,7 @@
     </w:p>
     <w:p>
       <w:r>
+        <w:lastRenderedPageBreak/>
         <w:t xml:space="preserve">        return title;</w:t>
       </w:r>
     </w:p>
@@ -501,171 +563,171 @@
     </w:p>
     <w:p>
       <w:r>
+        <w:t xml:space="preserve">    }</w:t>
+      </w:r>
+    </w:p>
+    <w:p/>
+    <w:p>
+      <w:r>
+        <w:t xml:space="preserve">    public void </w:t>
+      </w:r>
+      <w:proofErr w:type="spellStart"/>
+      <w:r>
+        <w:t>setDuration</w:t>
+      </w:r>
+      <w:proofErr w:type="spellEnd"/>
+      <w:r>
+        <w:t>(String duration) {</w:t>
+      </w:r>
+    </w:p>
+    <w:p>
+      <w:r>
+        <w:t xml:space="preserve">        </w:t>
+      </w:r>
+      <w:proofErr w:type="spellStart"/>
+      <w:r>
+        <w:t>this.duration</w:t>
+      </w:r>
+      <w:proofErr w:type="spellEnd"/>
+      <w:r>
+        <w:t xml:space="preserve"> = duration;</w:t>
+      </w:r>
+    </w:p>
+    <w:p>
+      <w:r>
+        <w:t xml:space="preserve">    }</w:t>
+      </w:r>
+    </w:p>
+    <w:p/>
+    <w:p>
+      <w:r>
+        <w:t xml:space="preserve">    public Double </w:t>
+      </w:r>
+      <w:proofErr w:type="spellStart"/>
+      <w:r>
+        <w:t>getFee</w:t>
+      </w:r>
+      <w:proofErr w:type="spellEnd"/>
+      <w:r>
+        <w:t>() {</w:t>
+      </w:r>
+    </w:p>
+    <w:p>
+      <w:r>
+        <w:t xml:space="preserve">        return fee;</w:t>
+      </w:r>
+    </w:p>
+    <w:p>
+      <w:r>
+        <w:t xml:space="preserve">    }</w:t>
+      </w:r>
+    </w:p>
+    <w:p/>
+    <w:p>
+      <w:r>
+        <w:t xml:space="preserve">    public void </w:t>
+      </w:r>
+      <w:proofErr w:type="spellStart"/>
+      <w:r>
+        <w:t>setFee</w:t>
+      </w:r>
+      <w:proofErr w:type="spellEnd"/>
+      <w:r>
+        <w:t>(Double fee) {</w:t>
+      </w:r>
+    </w:p>
+    <w:p>
+      <w:r>
+        <w:t xml:space="preserve">        </w:t>
+      </w:r>
+      <w:proofErr w:type="spellStart"/>
+      <w:r>
+        <w:t>this.fee</w:t>
+      </w:r>
+      <w:proofErr w:type="spellEnd"/>
+      <w:r>
+        <w:t xml:space="preserve"> = fee;</w:t>
+      </w:r>
+    </w:p>
+    <w:p>
+      <w:r>
+        <w:t xml:space="preserve">    }</w:t>
+      </w:r>
+    </w:p>
+    <w:p>
+      <w:r>
+        <w:t>}</w:t>
+      </w:r>
+    </w:p>
+    <w:p>
+      <w:pPr>
+        <w:rPr>
+          <w:lang w:val="en-US"/>
+        </w:rPr>
+      </w:pPr>
+    </w:p>
+    <w:p>
+      <w:pPr>
+        <w:rPr>
+          <w:b/>
+          <w:bCs/>
+          <w:lang w:val="en-US"/>
+        </w:rPr>
+      </w:pPr>
+      <w:r>
+        <w:rPr>
+          <w:b/>
+          <w:bCs/>
+          <w:lang w:val="en-US"/>
+        </w:rPr>
+        <w:t>CourseController.java:</w:t>
+      </w:r>
+    </w:p>
+    <w:p>
+      <w:r>
+        <w:t xml:space="preserve">package </w:t>
+      </w:r>
+      <w:proofErr w:type="spellStart"/>
+      <w:r>
+        <w:t>com.klu.controller</w:t>
+      </w:r>
+      <w:proofErr w:type="spellEnd"/>
+      <w:r>
+        <w:t>;</w:t>
+      </w:r>
+    </w:p>
+    <w:p/>
+    <w:p/>
+    <w:p>
+      <w:r>
+        <w:t xml:space="preserve">import </w:t>
+      </w:r>
+      <w:proofErr w:type="spellStart"/>
+      <w:r>
+        <w:t>java.util.List</w:t>
+      </w:r>
+      <w:proofErr w:type="spellEnd"/>
+      <w:r>
+        <w:t>;</w:t>
+      </w:r>
+    </w:p>
+    <w:p/>
+    <w:p>
+      <w:r>
+        <w:t xml:space="preserve">import </w:t>
+      </w:r>
+      <w:proofErr w:type="spellStart"/>
+      <w:r>
+        <w:t>org.springframework.beans.factory.annotation.Autowired</w:t>
+      </w:r>
+      <w:proofErr w:type="spellEnd"/>
+      <w:r>
+        <w:t>;</w:t>
+      </w:r>
+    </w:p>
+    <w:p>
+      <w:r>
         <w:lastRenderedPageBreak/>
-        <w:t xml:space="preserve">    }</w:t>
-      </w:r>
-    </w:p>
-    <w:p/>
-    <w:p>
-      <w:r>
-        <w:t xml:space="preserve">    public void </w:t>
-      </w:r>
-      <w:proofErr w:type="spellStart"/>
-      <w:r>
-        <w:t>setDuration</w:t>
-      </w:r>
-      <w:proofErr w:type="spellEnd"/>
-      <w:r>
-        <w:t>(String duration) {</w:t>
-      </w:r>
-    </w:p>
-    <w:p>
-      <w:r>
-        <w:t xml:space="preserve">        </w:t>
-      </w:r>
-      <w:proofErr w:type="spellStart"/>
-      <w:r>
-        <w:t>this.duration</w:t>
-      </w:r>
-      <w:proofErr w:type="spellEnd"/>
-      <w:r>
-        <w:t xml:space="preserve"> = duration;</w:t>
-      </w:r>
-    </w:p>
-    <w:p>
-      <w:r>
-        <w:t xml:space="preserve">    }</w:t>
-      </w:r>
-    </w:p>
-    <w:p/>
-    <w:p>
-      <w:r>
-        <w:t xml:space="preserve">    public Double </w:t>
-      </w:r>
-      <w:proofErr w:type="spellStart"/>
-      <w:r>
-        <w:t>getFee</w:t>
-      </w:r>
-      <w:proofErr w:type="spellEnd"/>
-      <w:r>
-        <w:t>() {</w:t>
-      </w:r>
-    </w:p>
-    <w:p>
-      <w:r>
-        <w:t xml:space="preserve">        return fee;</w:t>
-      </w:r>
-    </w:p>
-    <w:p>
-      <w:r>
-        <w:t xml:space="preserve">    }</w:t>
-      </w:r>
-    </w:p>
-    <w:p/>
-    <w:p>
-      <w:r>
-        <w:t xml:space="preserve">    public void </w:t>
-      </w:r>
-      <w:proofErr w:type="spellStart"/>
-      <w:r>
-        <w:t>setFee</w:t>
-      </w:r>
-      <w:proofErr w:type="spellEnd"/>
-      <w:r>
-        <w:t>(Double fee) {</w:t>
-      </w:r>
-    </w:p>
-    <w:p>
-      <w:r>
-        <w:t xml:space="preserve">        </w:t>
-      </w:r>
-      <w:proofErr w:type="spellStart"/>
-      <w:r>
-        <w:t>this.fee</w:t>
-      </w:r>
-      <w:proofErr w:type="spellEnd"/>
-      <w:r>
-        <w:t xml:space="preserve"> = fee;</w:t>
-      </w:r>
-    </w:p>
-    <w:p>
-      <w:r>
-        <w:t xml:space="preserve">    }</w:t>
-      </w:r>
-    </w:p>
-    <w:p>
-      <w:r>
-        <w:t>}</w:t>
-      </w:r>
-    </w:p>
-    <w:p>
-      <w:pPr>
-        <w:rPr>
-          <w:lang w:val="en-US"/>
-        </w:rPr>
-      </w:pPr>
-    </w:p>
-    <w:p>
-      <w:pPr>
-        <w:rPr>
-          <w:b/>
-          <w:bCs/>
-          <w:lang w:val="en-US"/>
-        </w:rPr>
-      </w:pPr>
-      <w:r>
-        <w:rPr>
-          <w:b/>
-          <w:bCs/>
-          <w:lang w:val="en-US"/>
-        </w:rPr>
-        <w:t>CourseController.java:</w:t>
-      </w:r>
-    </w:p>
-    <w:p>
-      <w:r>
-        <w:t xml:space="preserve">package </w:t>
-      </w:r>
-      <w:proofErr w:type="spellStart"/>
-      <w:r>
-        <w:t>com.klu.controller</w:t>
-      </w:r>
-      <w:proofErr w:type="spellEnd"/>
-      <w:r>
-        <w:t>;</w:t>
-      </w:r>
-    </w:p>
-    <w:p/>
-    <w:p/>
-    <w:p>
-      <w:r>
-        <w:t xml:space="preserve">import </w:t>
-      </w:r>
-      <w:proofErr w:type="spellStart"/>
-      <w:r>
-        <w:t>java.util.List</w:t>
-      </w:r>
-      <w:proofErr w:type="spellEnd"/>
-      <w:r>
-        <w:t>;</w:t>
-      </w:r>
-    </w:p>
-    <w:p/>
-    <w:p>
-      <w:r>
-        <w:t xml:space="preserve">import </w:t>
-      </w:r>
-      <w:proofErr w:type="spellStart"/>
-      <w:r>
-        <w:t>org.springframework.beans.factory.annotation.Autowired</w:t>
-      </w:r>
-      <w:proofErr w:type="spellEnd"/>
-      <w:r>
-        <w:t>;</w:t>
-      </w:r>
-    </w:p>
-    <w:p>
-      <w:r>
         <w:t xml:space="preserve">import </w:t>
       </w:r>
       <w:proofErr w:type="spellStart"/>
@@ -754,7 +816,6 @@
     </w:p>
     <w:p>
       <w:r>
-        <w:lastRenderedPageBreak/>
         <w:t xml:space="preserve">public class </w:t>
       </w:r>
       <w:proofErr w:type="spellStart"/>
@@ -996,6 +1057,7 @@
     </w:p>
     <w:p>
       <w:r>
+        <w:lastRenderedPageBreak/>
         <w:t xml:space="preserve">    </w:t>
       </w:r>
       <w:r>
@@ -1145,7 +1207,6 @@
     </w:p>
     <w:p>
       <w:r>
-        <w:lastRenderedPageBreak/>
         <w:t xml:space="preserve">    }</w:t>
       </w:r>
     </w:p>
@@ -1393,6 +1454,7 @@
     </w:p>
     <w:p>
       <w:r>
+        <w:lastRenderedPageBreak/>
         <w:t xml:space="preserve">            return new </w:t>
       </w:r>
       <w:proofErr w:type="spellStart"/>
@@ -1526,7 +1588,6 @@
     <w:p/>
     <w:p>
       <w:r>
-        <w:lastRenderedPageBreak/>
         <w:t xml:space="preserve">        List&lt;Course&gt; courses = </w:t>
       </w:r>
       <w:proofErr w:type="spellStart"/>
@@ -1733,6 +1794,7 @@
           <w:bCs/>
           <w:lang w:val="en-US"/>
         </w:rPr>
+        <w:lastRenderedPageBreak/>
         <w:t>CourseService.java:</w:t>
       </w:r>
     </w:p>
@@ -1794,7 +1856,6 @@
     <w:p/>
     <w:p>
       <w:r>
-        <w:lastRenderedPageBreak/>
         <w:t xml:space="preserve">import </w:t>
       </w:r>
       <w:proofErr w:type="spellStart"/>
@@ -2259,118 +2320,34 @@
     <w:p>
       <w:pPr>
         <w:rPr>
+          <w:b/>
+          <w:bCs/>
           <w:lang w:val="en-US"/>
         </w:rPr>
       </w:pPr>
+      <w:r>
+        <w:rPr>
+          <w:b/>
+          <w:bCs/>
+          <w:lang w:val="en-US"/>
+        </w:rPr>
+        <w:t>OUTPUTS:</w:t>
+      </w:r>
     </w:p>
     <w:p>
       <w:pPr>
         <w:rPr>
+          <w:b/>
+          <w:bCs/>
           <w:lang w:val="en-US"/>
         </w:rPr>
       </w:pPr>
-    </w:p>
-    <w:p>
-      <w:pPr>
-        <w:rPr>
-          <w:lang w:val="en-US"/>
-        </w:rPr>
-      </w:pPr>
-    </w:p>
-    <w:p>
-      <w:pPr>
-        <w:rPr>
-          <w:lang w:val="en-US"/>
-        </w:rPr>
-      </w:pPr>
-    </w:p>
-    <w:p>
-      <w:pPr>
-        <w:rPr>
-          <w:lang w:val="en-US"/>
-        </w:rPr>
-      </w:pPr>
-    </w:p>
-    <w:p>
-      <w:pPr>
-        <w:rPr>
-          <w:lang w:val="en-US"/>
-        </w:rPr>
-      </w:pPr>
-    </w:p>
-    <w:p>
-      <w:pPr>
-        <w:rPr>
-          <w:lang w:val="en-US"/>
-        </w:rPr>
-      </w:pPr>
-    </w:p>
-    <w:p>
-      <w:pPr>
-        <w:rPr>
-          <w:lang w:val="en-US"/>
-        </w:rPr>
-      </w:pPr>
-    </w:p>
-    <w:p>
-      <w:pPr>
-        <w:rPr>
-          <w:lang w:val="en-US"/>
-        </w:rPr>
-      </w:pPr>
-    </w:p>
-    <w:p>
-      <w:pPr>
-        <w:rPr>
-          <w:lang w:val="en-US"/>
-        </w:rPr>
-      </w:pPr>
-    </w:p>
-    <w:p>
-      <w:pPr>
-        <w:rPr>
-          <w:lang w:val="en-US"/>
-        </w:rPr>
-      </w:pPr>
-    </w:p>
-    <w:p>
-      <w:pPr>
-        <w:rPr>
-          <w:lang w:val="en-US"/>
-        </w:rPr>
-      </w:pPr>
-    </w:p>
-    <w:p>
-      <w:pPr>
-        <w:rPr>
-          <w:b/>
-          <w:bCs/>
-          <w:lang w:val="en-US"/>
-        </w:rPr>
-      </w:pPr>
-      <w:r>
-        <w:rPr>
-          <w:b/>
-          <w:bCs/>
-          <w:lang w:val="en-US"/>
-        </w:rPr>
-        <w:t>OUTPUTS:</w:t>
-      </w:r>
-    </w:p>
-    <w:p>
-      <w:pPr>
-        <w:rPr>
-          <w:b/>
-          <w:bCs/>
-          <w:lang w:val="en-US"/>
-        </w:rPr>
-      </w:pPr>
       <w:r>
         <w:rPr>
           <w:noProof/>
         </w:rPr>
         <w:drawing>
-          <wp:inline distT="0" distB="0" distL="0" distR="0" wp14:anchorId="136374D8" wp14:editId="2ED6850A">
+          <wp:inline distT="0" distB="0" distL="0" distR="0" wp14:anchorId="136374D8" wp14:editId="58B288C8">
             <wp:extent cx="5731510" cy="3223260"/>
             <wp:effectExtent l="0" t="0" r="2540" b="0"/>
             <wp:docPr id="1349464338" name="Picture 7"/>
@@ -2740,6 +2717,103 @@
         </w:drawing>
       </w:r>
     </w:p>
+    <w:p>
+      <w:pPr>
+        <w:rPr>
+          <w:b/>
+          <w:bCs/>
+          <w:lang w:val="en-US"/>
+        </w:rPr>
+      </w:pPr>
+    </w:p>
+    <w:p>
+      <w:pPr>
+        <w:rPr>
+          <w:b/>
+          <w:bCs/>
+          <w:lang w:val="en-US"/>
+        </w:rPr>
+      </w:pPr>
+    </w:p>
+    <w:p>
+      <w:pPr>
+        <w:rPr>
+          <w:b/>
+          <w:bCs/>
+          <w:lang w:val="en-US"/>
+        </w:rPr>
+      </w:pPr>
+    </w:p>
+    <w:p>
+      <w:pPr>
+        <w:rPr>
+          <w:b/>
+          <w:bCs/>
+          <w:lang w:val="en-US"/>
+        </w:rPr>
+      </w:pPr>
+    </w:p>
+    <w:p>
+      <w:pPr>
+        <w:rPr>
+          <w:b/>
+          <w:bCs/>
+          <w:lang w:val="en-US"/>
+        </w:rPr>
+      </w:pPr>
+    </w:p>
+    <w:p>
+      <w:pPr>
+        <w:rPr>
+          <w:b/>
+          <w:bCs/>
+          <w:lang w:val="en-US"/>
+        </w:rPr>
+      </w:pPr>
+    </w:p>
+    <w:p>
+      <w:pPr>
+        <w:rPr>
+          <w:b/>
+          <w:bCs/>
+          <w:lang w:val="en-US"/>
+        </w:rPr>
+      </w:pPr>
+    </w:p>
+    <w:p>
+      <w:pPr>
+        <w:rPr>
+          <w:b/>
+          <w:bCs/>
+          <w:lang w:val="en-US"/>
+        </w:rPr>
+      </w:pPr>
+      <w:r>
+        <w:rPr>
+          <w:b/>
+          <w:bCs/>
+          <w:lang w:val="en-US"/>
+        </w:rPr>
+        <w:t>GITHUB LINK:</w:t>
+      </w:r>
+    </w:p>
+    <w:p>
+      <w:pPr>
+        <w:rPr>
+          <w:sz w:val="18"/>
+          <w:szCs w:val="18"/>
+          <w:lang w:val="en-US"/>
+        </w:rPr>
+      </w:pPr>
+      <w:r>
+        <w:rPr>
+          <w:sz w:val="18"/>
+          <w:szCs w:val="18"/>
+          <w:lang w:val="en-US"/>
+        </w:rPr>
+        <w:t>https://github.com/nagasubrahmanyammeka/SkillExperiments_2400030128_FSAD_Sec2/tree/main/SKILL-7</w:t>
+      </w:r>
+    </w:p>
     <w:sectPr>
       <w:headerReference w:type="even" r:id="rId14"/>
       <w:headerReference w:type="default" r:id="rId15"/>
@@ -2871,9 +2945,10 @@
           </v:handles>
           <o:lock v:ext="edit" text="t" shapetype="t"/>
         </v:shapetype>
-        <v:shape id="PowerPlusWaterMarkObject451281891" o:spid="_x0000_s1026" type="#_x0000_t136" style="position:absolute;margin-left:0;margin-top:0;width:489.45pt;height:146.8pt;rotation:315;z-index:-251655168;mso-position-horizontal:center;mso-position-horizontal-relative:margin;mso-position-vertical:center;mso-position-vertical-relative:margin" o:allowincell="f" fillcolor="#393939 [814]" stroked="f">
+        <v:shape id="PowerPlusWaterMarkObject536247063" o:spid="_x0000_s1026" type="#_x0000_t136" style="position:absolute;margin-left:0;margin-top:0;width:451.25pt;height:135.35pt;z-index:-251655168;mso-position-horizontal:center;mso-position-horizontal-relative:margin;mso-position-vertical:center;mso-position-vertical-relative:margin" o:allowincell="f" fillcolor="#393939 [814]" stroked="f">
           <v:fill opacity=".5"/>
           <v:textpath style="font-family:&quot;Calibri&quot;;font-size:1pt" string="2400030128"/>
+          <w10:wrap anchorx="margin" anchory="margin"/>
         </v:shape>
       </w:pict>
     </w:r>
@@ -2916,9 +2991,10 @@
           </v:handles>
           <o:lock v:ext="edit" text="t" shapetype="t"/>
         </v:shapetype>
-        <v:shape id="PowerPlusWaterMarkObject451281892" o:spid="_x0000_s1027" type="#_x0000_t136" style="position:absolute;margin-left:0;margin-top:0;width:489.45pt;height:146.8pt;rotation:315;z-index:-251653120;mso-position-horizontal:center;mso-position-horizontal-relative:margin;mso-position-vertical:center;mso-position-vertical-relative:margin" o:allowincell="f" fillcolor="#393939 [814]" stroked="f">
+        <v:shape id="PowerPlusWaterMarkObject536247064" o:spid="_x0000_s1027" type="#_x0000_t136" style="position:absolute;margin-left:0;margin-top:0;width:451.25pt;height:135.35pt;z-index:-251653120;mso-position-horizontal:center;mso-position-horizontal-relative:margin;mso-position-vertical:center;mso-position-vertical-relative:margin" o:allowincell="f" fillcolor="#393939 [814]" stroked="f">
           <v:fill opacity=".5"/>
           <v:textpath style="font-family:&quot;Calibri&quot;;font-size:1pt" string="2400030128"/>
+          <w10:wrap anchorx="margin" anchory="margin"/>
         </v:shape>
       </w:pict>
     </w:r>
@@ -2961,9 +3037,10 @@
           </v:handles>
           <o:lock v:ext="edit" text="t" shapetype="t"/>
         </v:shapetype>
-        <v:shape id="PowerPlusWaterMarkObject451281890" o:spid="_x0000_s1025" type="#_x0000_t136" style="position:absolute;margin-left:0;margin-top:0;width:489.45pt;height:146.8pt;rotation:315;z-index:-251657216;mso-position-horizontal:center;mso-position-horizontal-relative:margin;mso-position-vertical:center;mso-position-vertical-relative:margin" o:allowincell="f" fillcolor="#393939 [814]" stroked="f">
+        <v:shape id="PowerPlusWaterMarkObject536247062" o:spid="_x0000_s1025" type="#_x0000_t136" style="position:absolute;margin-left:0;margin-top:0;width:451.25pt;height:135.35pt;z-index:-251657216;mso-position-horizontal:center;mso-position-horizontal-relative:margin;mso-position-vertical:center;mso-position-vertical-relative:margin" o:allowincell="f" fillcolor="#393939 [814]" stroked="f">
           <v:fill opacity=".5"/>
           <v:textpath style="font-family:&quot;Calibri&quot;;font-size:1pt" string="2400030128"/>
+          <w10:wrap anchorx="margin" anchory="margin"/>
         </v:shape>
       </w:pict>
     </w:r>
@@ -3574,6 +3651,7 @@
   <w:style w:type="character" w:default="1" w:styleId="DefaultParagraphFont">
     <w:name w:val="Default Paragraph Font"/>
     <w:uiPriority w:val="1"/>
+    <w:semiHidden/>
     <w:unhideWhenUsed/>
   </w:style>
   <w:style w:type="table" w:default="1" w:styleId="TableNormal">
